--- a/testakten/selbstvertreter-amtsgericht-kuechentisch-kaufpreis/01_erstnotiz_mara_hohenstaufen.docx
+++ b/testakten/selbstvertreter-amtsgericht-kuechentisch-kaufpreis/01_erstnotiz_mara_hohenstaufen.docx
@@ -115,7 +115,7 @@
         <w:jc w:val="left"/>
       </w:pPr>
       <w:r>
-        <w:t>Lieferzeit war "voraussichtlich bis Ende März 2026" zugesagt. Ich habe Mitte März einmal nachgefragt — per E-Mail an werkstatt@braun-sohn.example. Antwort am 19. März: "Wird ein bisschen knapp, aber wir kümmern uns. Spätestens erste Aprilwoche." Geliefert wurde dann erst am 18. April 2026, also gut zweieinhalb Wochen nach der zweiten Zusage.</w:t>
+        <w:t>Lieferzeit war "voraussichtlich bis Ende März 2026" zugesagt. Ich habe Mitte März einmal nachgefragt — per E-Mail an werkstatt@braun-sohn.de. Antwort am 19. März: "Wird ein bisschen knapp, aber wir kümmern uns. Spätestens erste Aprilwoche." Geliefert wurde dann erst am 18. April 2026, also gut zweieinhalb Wochen nach der zweiten Zusage.</w:t>
       </w:r>
     </w:p>
     <w:p>
